--- a/docs/附件7：张吉鹏 本科毕业设计（论文）中期检查表.docx
+++ b/docs/附件7：张吉鹏 本科毕业设计（论文）中期检查表.docx
@@ -2,27 +2,6 @@
 <file path=word/document.xml><?xml version="1.0" encoding="utf-8"?>
 <w:document xmlns:wpc="http://schemas.microsoft.com/office/word/2010/wordprocessingCanvas" xmlns:cx="http://schemas.microsoft.com/office/drawing/2014/chartex" xmlns:cx1="http://schemas.microsoft.com/office/drawing/2015/9/8/chartex" xmlns:cx2="http://schemas.microsoft.com/office/drawing/2015/10/21/chartex" xmlns:cx3="http://schemas.microsoft.com/office/drawing/2016/5/9/chartex" xmlns:cx4="http://schemas.microsoft.com/office/drawing/2016/5/10/chartex" xmlns:cx5="http://schemas.microsoft.com/office/drawing/2016/5/11/chartex" xmlns:cx6="http://schemas.microsoft.com/office/drawing/2016/5/12/chartex" xmlns:cx7="http://schemas.microsoft.com/office/drawing/2016/5/13/chartex" xmlns:cx8="http://schemas.microsoft.com/office/drawing/2016/5/14/chartex" xmlns:mc="http://schemas.openxmlformats.org/markup-compatibility/2006" xmlns:aink="http://schemas.microsoft.com/office/drawing/2016/ink" xmlns:am3d="http://schemas.microsoft.com/office/drawing/2017/model3d" xmlns:o="urn:schemas-microsoft-com:office:office" xmlns:oel="http://schemas.microsoft.com/office/2019/extlst" xmlns:r="http://schemas.openxmlformats.org/officeDocument/2006/relationships" xmlns:m="http://schemas.openxmlformats.org/officeDocument/2006/math" xmlns:v="urn:schemas-microsoft-com:vml" xmlns:wp14="http://schemas.microsoft.com/office/word/2010/wordprocessingDrawing" xmlns:wp="http://schemas.openxmlformats.org/drawingml/2006/wordprocessingDrawing" xmlns:w10="urn:schemas-microsoft-com:office:word" xmlns:w="http://schemas.openxmlformats.org/wordprocessingml/2006/main" xmlns:w14="http://schemas.microsoft.com/office/word/2010/wordml" xmlns:w15="http://schemas.microsoft.com/office/word/2012/wordml" xmlns:w16cex="http://schemas.microsoft.com/office/word/2018/wordml/cex" xmlns:w16cid="http://schemas.microsoft.com/office/word/2016/wordml/cid" xmlns:w16="http://schemas.microsoft.com/office/word/2018/wordml" xmlns:w16du="http://schemas.microsoft.com/office/word/2023/wordml/word16du" xmlns:w16sdtdh="http://schemas.microsoft.com/office/word/2020/wordml/sdtdatahash" xmlns:w16sdtfl="http://schemas.microsoft.com/office/word/2024/wordml/sdtformatlock" xmlns:w16se="http://schemas.microsoft.com/office/word/2015/wordml/symex" xmlns:wpg="http://schemas.microsoft.com/office/word/2010/wordprocessingGroup" xmlns:wpi="http://schemas.microsoft.com/office/word/2010/wordprocessingInk" xmlns:wne="http://schemas.microsoft.com/office/word/2006/wordml" xmlns:wps="http://schemas.microsoft.com/office/word/2010/wordprocessingShape" mc:Ignorable="w14 w15 w16se w16cid w16 w16cex w16sdtdh w16sdtfl w16du wp14">
   <w:body>
-    <w:p>
-      <w:pPr>
-        <w:rPr>
-          <w:rFonts w:ascii="仿宋_GB2312" w:eastAsia="仿宋_GB2312" w:hAnsi="宋体" w:cs="宋体" w:hint="eastAsia"/>
-          <w:b/>
-          <w:bCs/>
-          <w:sz w:val="32"/>
-          <w:szCs w:val="32"/>
-        </w:rPr>
-      </w:pPr>
-      <w:r>
-        <w:rPr>
-          <w:rFonts w:ascii="仿宋_GB2312" w:eastAsia="仿宋_GB2312" w:hAnsi="宋体" w:cs="宋体" w:hint="eastAsia"/>
-          <w:b/>
-          <w:bCs/>
-          <w:sz w:val="32"/>
-          <w:szCs w:val="32"/>
-        </w:rPr>
-        <w:t>附件七：</w:t>
-      </w:r>
-    </w:p>
     <w:p>
       <w:pPr>
         <w:jc w:val="center"/>
@@ -61,7 +40,7 @@
     </w:p>
     <w:tbl>
       <w:tblPr>
-        <w:tblW w:w="0" w:type="auto"/>
+        <w:tblW w:w="8721" w:type="dxa"/>
         <w:jc w:val="center"/>
         <w:tblBorders>
           <w:top w:val="single" w:sz="12" w:space="0" w:color="auto"/>
@@ -72,13 +51,13 @@
           <w:insideV w:val="single" w:sz="4" w:space="0" w:color="auto"/>
         </w:tblBorders>
         <w:tblLayout w:type="fixed"/>
-        <w:tblLook w:val="0000" w:firstRow="0" w:lastRow="0" w:firstColumn="0" w:lastColumn="0" w:noHBand="0" w:noVBand="0"/>
+        <w:tblLook w:val="04A0" w:firstRow="1" w:lastRow="0" w:firstColumn="1" w:lastColumn="0" w:noHBand="0" w:noVBand="1"/>
       </w:tblPr>
       <w:tblGrid>
         <w:gridCol w:w="1606"/>
-        <w:gridCol w:w="2646"/>
-        <w:gridCol w:w="1451"/>
-        <w:gridCol w:w="3018"/>
+        <w:gridCol w:w="2146"/>
+        <w:gridCol w:w="1559"/>
+        <w:gridCol w:w="3410"/>
       </w:tblGrid>
       <w:tr>
         <w:trPr>
@@ -88,6 +67,12 @@
         <w:tc>
           <w:tcPr>
             <w:tcW w:w="1606" w:type="dxa"/>
+            <w:tcBorders>
+              <w:top w:val="single" w:sz="8" w:space="0" w:color="auto"/>
+              <w:left w:val="single" w:sz="8" w:space="0" w:color="auto"/>
+              <w:bottom w:val="single" w:sz="8" w:space="0" w:color="auto"/>
+              <w:right w:val="single" w:sz="8" w:space="0" w:color="auto"/>
+            </w:tcBorders>
             <w:vAlign w:val="center"/>
           </w:tcPr>
           <w:p>
@@ -95,14 +80,14 @@
               <w:ind w:firstLine="482"/>
               <w:rPr>
                 <w:b/>
-                <w:sz w:val="24"/>
+                <w:bCs/>
               </w:rPr>
             </w:pPr>
             <w:r>
               <w:rPr>
                 <w:rFonts w:hint="eastAsia"/>
                 <w:b/>
-                <w:sz w:val="24"/>
+                <w:bCs/>
               </w:rPr>
               <w:t>题目</w:t>
             </w:r>
@@ -112,50 +97,23 @@
           <w:tcPr>
             <w:tcW w:w="7115" w:type="dxa"/>
             <w:gridSpan w:val="3"/>
+            <w:tcBorders>
+              <w:top w:val="single" w:sz="8" w:space="0" w:color="auto"/>
+              <w:left w:val="single" w:sz="8" w:space="0" w:color="auto"/>
+              <w:bottom w:val="single" w:sz="8" w:space="0" w:color="auto"/>
+              <w:right w:val="single" w:sz="8" w:space="0" w:color="auto"/>
+            </w:tcBorders>
             <w:vAlign w:val="center"/>
           </w:tcPr>
           <w:p>
             <w:pPr>
               <w:jc w:val="center"/>
-              <w:rPr>
-                <w:bCs/>
-                <w:sz w:val="24"/>
-              </w:rPr>
             </w:pPr>
             <w:r>
               <w:rPr>
-                <w:bCs/>
-                <w:sz w:val="24"/>
-              </w:rPr>
-              <w:t>基于</w:t>
-            </w:r>
-            <w:r>
-              <w:rPr>
-                <w:bCs/>
-                <w:sz w:val="24"/>
-              </w:rPr>
-              <w:t>CNN</w:t>
-            </w:r>
-            <w:r>
-              <w:rPr>
-                <w:bCs/>
-                <w:sz w:val="24"/>
-              </w:rPr>
-              <w:t>与</w:t>
-            </w:r>
-            <w:r>
-              <w:rPr>
-                <w:bCs/>
-                <w:sz w:val="24"/>
-              </w:rPr>
-              <w:t>YuNet</w:t>
-            </w:r>
-            <w:r>
-              <w:rPr>
-                <w:bCs/>
-                <w:sz w:val="24"/>
-              </w:rPr>
-              <w:t>的人脸表情识别系统设计与实现</w:t>
+                <w:rFonts w:ascii="仿宋" w:eastAsia="仿宋" w:hAnsi="仿宋" w:hint="eastAsia"/>
+              </w:rPr>
+              <w:t>基于CNN与YuNet的人脸表情识别系统设计与实现</w:t>
             </w:r>
           </w:p>
         </w:tc>
@@ -168,6 +126,12 @@
         <w:tc>
           <w:tcPr>
             <w:tcW w:w="1606" w:type="dxa"/>
+            <w:tcBorders>
+              <w:top w:val="single" w:sz="8" w:space="0" w:color="auto"/>
+              <w:left w:val="single" w:sz="8" w:space="0" w:color="auto"/>
+              <w:bottom w:val="single" w:sz="8" w:space="0" w:color="auto"/>
+              <w:right w:val="single" w:sz="8" w:space="0" w:color="auto"/>
+            </w:tcBorders>
             <w:vAlign w:val="center"/>
           </w:tcPr>
           <w:p>
@@ -175,14 +139,14 @@
               <w:jc w:val="center"/>
               <w:rPr>
                 <w:b/>
-                <w:sz w:val="24"/>
+                <w:bCs/>
               </w:rPr>
             </w:pPr>
             <w:r>
               <w:rPr>
                 <w:rFonts w:hint="eastAsia"/>
                 <w:b/>
-                <w:sz w:val="24"/>
+                <w:bCs/>
               </w:rPr>
               <w:t>学生姓名</w:t>
             </w:r>
@@ -190,22 +154,22 @@
         </w:tc>
         <w:tc>
           <w:tcPr>
-            <w:tcW w:w="2646" w:type="dxa"/>
+            <w:tcW w:w="2146" w:type="dxa"/>
+            <w:tcBorders>
+              <w:top w:val="single" w:sz="8" w:space="0" w:color="auto"/>
+              <w:left w:val="single" w:sz="8" w:space="0" w:color="auto"/>
+              <w:bottom w:val="single" w:sz="8" w:space="0" w:color="auto"/>
+              <w:right w:val="single" w:sz="8" w:space="0" w:color="auto"/>
+            </w:tcBorders>
             <w:vAlign w:val="center"/>
           </w:tcPr>
           <w:p>
             <w:pPr>
               <w:jc w:val="center"/>
-              <w:rPr>
-                <w:bCs/>
-                <w:sz w:val="24"/>
-              </w:rPr>
             </w:pPr>
             <w:r>
               <w:rPr>
-                <w:rFonts w:hint="eastAsia"/>
-                <w:bCs/>
-                <w:sz w:val="24"/>
+                <w:rFonts w:ascii="仿宋" w:eastAsia="仿宋" w:hAnsi="仿宋" w:hint="eastAsia"/>
               </w:rPr>
               <w:t>张吉鹏</w:t>
             </w:r>
@@ -213,7 +177,13 @@
         </w:tc>
         <w:tc>
           <w:tcPr>
-            <w:tcW w:w="1451" w:type="dxa"/>
+            <w:tcW w:w="1559" w:type="dxa"/>
+            <w:tcBorders>
+              <w:top w:val="single" w:sz="8" w:space="0" w:color="auto"/>
+              <w:left w:val="single" w:sz="8" w:space="0" w:color="auto"/>
+              <w:bottom w:val="single" w:sz="8" w:space="0" w:color="auto"/>
+              <w:right w:val="single" w:sz="8" w:space="0" w:color="auto"/>
+            </w:tcBorders>
             <w:vAlign w:val="center"/>
           </w:tcPr>
           <w:p>
@@ -221,14 +191,14 @@
               <w:jc w:val="center"/>
               <w:rPr>
                 <w:b/>
-                <w:sz w:val="24"/>
+                <w:bCs/>
               </w:rPr>
             </w:pPr>
             <w:r>
               <w:rPr>
                 <w:rFonts w:hint="eastAsia"/>
                 <w:b/>
-                <w:sz w:val="24"/>
+                <w:bCs/>
               </w:rPr>
               <w:t>专业班级</w:t>
             </w:r>
@@ -236,39 +206,24 @@
         </w:tc>
         <w:tc>
           <w:tcPr>
-            <w:tcW w:w="3018" w:type="dxa"/>
+            <w:tcW w:w="3410" w:type="dxa"/>
+            <w:tcBorders>
+              <w:top w:val="single" w:sz="8" w:space="0" w:color="auto"/>
+              <w:left w:val="single" w:sz="8" w:space="0" w:color="auto"/>
+              <w:bottom w:val="single" w:sz="8" w:space="0" w:color="auto"/>
+              <w:right w:val="single" w:sz="8" w:space="0" w:color="auto"/>
+            </w:tcBorders>
             <w:vAlign w:val="center"/>
           </w:tcPr>
           <w:p>
             <w:pPr>
               <w:jc w:val="center"/>
-              <w:rPr>
-                <w:sz w:val="24"/>
-              </w:rPr>
             </w:pPr>
             <w:r>
               <w:rPr>
-                <w:sz w:val="24"/>
-              </w:rPr>
-              <w:t>22</w:t>
-            </w:r>
-            <w:r>
-              <w:rPr>
-                <w:sz w:val="24"/>
-              </w:rPr>
-              <w:t>自动化</w:t>
-            </w:r>
-            <w:r>
-              <w:rPr>
-                <w:sz w:val="24"/>
-              </w:rPr>
-              <w:t>1</w:t>
-            </w:r>
-            <w:r>
-              <w:rPr>
-                <w:sz w:val="24"/>
-              </w:rPr>
-              <w:t>班</w:t>
+                <w:rFonts w:ascii="仿宋" w:eastAsia="仿宋" w:hAnsi="仿宋" w:hint="eastAsia"/>
+              </w:rPr>
+              <w:t>22 自动化(本)1班</w:t>
             </w:r>
           </w:p>
         </w:tc>
@@ -282,220 +237,134 @@
           <w:tcPr>
             <w:tcW w:w="8721" w:type="dxa"/>
             <w:gridSpan w:val="4"/>
+            <w:tcBorders>
+              <w:top w:val="single" w:sz="8" w:space="0" w:color="auto"/>
+              <w:left w:val="single" w:sz="8" w:space="0" w:color="auto"/>
+              <w:bottom w:val="single" w:sz="8" w:space="0" w:color="auto"/>
+              <w:right w:val="single" w:sz="8" w:space="0" w:color="auto"/>
+            </w:tcBorders>
             <w:vAlign w:val="center"/>
           </w:tcPr>
           <w:p>
             <w:pPr>
+              <w:spacing w:line="300" w:lineRule="auto"/>
               <w:jc w:val="left"/>
               <w:rPr>
                 <w:b/>
-                <w:sz w:val="24"/>
+                <w:bCs/>
               </w:rPr>
             </w:pPr>
             <w:r>
               <w:rPr>
-                <w:rFonts w:hint="eastAsia"/>
-                <w:b/>
-                <w:sz w:val="24"/>
-              </w:rPr>
-              <w:t>计划完成时间：</w:t>
-            </w:r>
-            <w:r>
-              <w:rPr>
-                <w:rFonts w:hint="eastAsia"/>
-                <w:bCs/>
-                <w:sz w:val="24"/>
-              </w:rPr>
-              <w:t>202</w:t>
-            </w:r>
-            <w:r>
-              <w:rPr>
-                <w:rFonts w:hint="eastAsia"/>
-                <w:bCs/>
-                <w:sz w:val="24"/>
-              </w:rPr>
-              <w:t>6</w:t>
-            </w:r>
-            <w:r>
-              <w:rPr>
-                <w:rFonts w:hint="eastAsia"/>
-                <w:bCs/>
-                <w:sz w:val="24"/>
-              </w:rPr>
-              <w:t>年</w:t>
-            </w:r>
-            <w:r>
-              <w:rPr>
-                <w:rFonts w:hint="eastAsia"/>
-                <w:bCs/>
-                <w:sz w:val="24"/>
-              </w:rPr>
-              <w:t>0</w:t>
-            </w:r>
-            <w:r>
-              <w:rPr>
-                <w:rFonts w:hint="eastAsia"/>
-                <w:bCs/>
-                <w:sz w:val="24"/>
-              </w:rPr>
-              <w:t>4</w:t>
-            </w:r>
-            <w:r>
-              <w:rPr>
-                <w:rFonts w:hint="eastAsia"/>
-                <w:bCs/>
-                <w:sz w:val="24"/>
-              </w:rPr>
-              <w:t>月</w:t>
-            </w:r>
-            <w:r>
-              <w:rPr>
-                <w:rFonts w:hint="eastAsia"/>
-                <w:bCs/>
-                <w:sz w:val="24"/>
-              </w:rPr>
-              <w:t>06</w:t>
-            </w:r>
-            <w:r>
-              <w:rPr>
-                <w:rFonts w:hint="eastAsia"/>
-                <w:bCs/>
-                <w:sz w:val="24"/>
-              </w:rPr>
-              <w:t>日</w:t>
+                <w:rFonts w:ascii="仿宋" w:eastAsia="仿宋" w:hAnsi="仿宋" w:hint="eastAsia"/>
+                <w:b/>
+                <w:bCs/>
+              </w:rPr>
+              <w:t>计划完成时间：2026年05月31日</w:t>
             </w:r>
           </w:p>
         </w:tc>
       </w:tr>
       <w:tr>
         <w:trPr>
-          <w:trHeight w:val="2426"/>
+          <w:trHeight w:val="2095"/>
           <w:jc w:val="center"/>
         </w:trPr>
         <w:tc>
           <w:tcPr>
             <w:tcW w:w="8721" w:type="dxa"/>
             <w:gridSpan w:val="4"/>
+            <w:tcBorders>
+              <w:top w:val="single" w:sz="8" w:space="0" w:color="auto"/>
+              <w:left w:val="single" w:sz="8" w:space="0" w:color="auto"/>
+              <w:bottom w:val="single" w:sz="8" w:space="0" w:color="auto"/>
+              <w:right w:val="single" w:sz="8" w:space="0" w:color="auto"/>
+            </w:tcBorders>
           </w:tcPr>
           <w:p>
             <w:pPr>
               <w:rPr>
                 <w:b/>
-                <w:sz w:val="24"/>
+                <w:bCs/>
               </w:rPr>
             </w:pPr>
             <w:r>
               <w:rPr>
-                <w:rFonts w:hint="eastAsia"/>
-                <w:b/>
-                <w:sz w:val="24"/>
+                <w:rFonts w:ascii="仿宋" w:eastAsia="仿宋" w:hAnsi="仿宋" w:hint="eastAsia"/>
+                <w:b/>
+                <w:bCs/>
               </w:rPr>
               <w:t>已经完成的内容：</w:t>
             </w:r>
           </w:p>
           <w:p>
             <w:pPr>
-              <w:ind w:firstLineChars="200" w:firstLine="480"/>
-              <w:rPr>
-                <w:b/>
-                <w:sz w:val="24"/>
-              </w:rPr>
+              <w:spacing w:line="300" w:lineRule="auto"/>
+              <w:jc w:val="left"/>
             </w:pPr>
             <w:r>
               <w:rPr>
-                <w:sz w:val="24"/>
-              </w:rPr>
-              <w:t>开题以来，已完成课题前期研究和系统主体实现。围绕端侧人脸表情识别需求，完成了系统需求分析、总体架构设计和关键技术方案确定，明确了视频采集、人脸检测、表情分类、结果显示与保存等主要功能。在模型部分，基于</w:t>
-            </w:r>
-            <w:r>
-              <w:rPr>
-                <w:sz w:val="24"/>
-              </w:rPr>
-              <w:t>FER2013</w:t>
-            </w:r>
-            <w:r>
-              <w:rPr>
-                <w:sz w:val="24"/>
-              </w:rPr>
-              <w:t>数据集完成了数据扩展、数据增强、类别不平衡处理及模型训练优化，确定采用</w:t>
-            </w:r>
-            <w:r>
-              <w:rPr>
-                <w:sz w:val="24"/>
-              </w:rPr>
-              <w:t>YuNet</w:t>
-            </w:r>
-            <w:r>
-              <w:rPr>
-                <w:sz w:val="24"/>
-              </w:rPr>
-              <w:t>进行人脸检测、采用</w:t>
-            </w:r>
-            <w:r>
-              <w:rPr>
-                <w:sz w:val="24"/>
-              </w:rPr>
-              <w:t>MobileNetV3</w:t>
-            </w:r>
-            <w:r>
-              <w:rPr>
-                <w:sz w:val="24"/>
-              </w:rPr>
-              <w:t>进行表情分类，并结合半监督训练策略提升识别效果。在系统实现方面，已完成模型转换、树莓派端部署及功能、实时性和稳定性测试。毕业设计初稿已基本完成，现阶段将继续完善结论、附录及格式细节，推进后续定稿工作。</w:t>
+                <w:rFonts w:ascii="仿宋" w:eastAsia="仿宋" w:hAnsi="仿宋" w:hint="eastAsia"/>
+              </w:rPr>
+              <w:t xml:space="preserve">   首先，通过互联网、图书馆等渠道查阅文献、资料，明确人脸表情识别系统的研究内容与具体方向，做好前期规划；其次，在老师的指导与帮助下，完成了基于YuNet的人脸检测、MobileNetV3表情识别模型训练、系统功能设计与树莓派端部署，并通过测试验证了系统的可行性；最终，将完成的部分进行分析、整理，撰写论文初稿，进行检查与修正，逐步确定终稿。</w:t>
             </w:r>
           </w:p>
         </w:tc>
       </w:tr>
       <w:tr>
         <w:trPr>
-          <w:trHeight w:val="3240"/>
+          <w:trHeight w:val="2493"/>
           <w:jc w:val="center"/>
         </w:trPr>
         <w:tc>
           <w:tcPr>
             <w:tcW w:w="8721" w:type="dxa"/>
             <w:gridSpan w:val="4"/>
+            <w:tcBorders>
+              <w:top w:val="single" w:sz="8" w:space="0" w:color="auto"/>
+              <w:left w:val="single" w:sz="8" w:space="0" w:color="auto"/>
+              <w:bottom w:val="single" w:sz="8" w:space="0" w:color="auto"/>
+              <w:right w:val="single" w:sz="8" w:space="0" w:color="auto"/>
+            </w:tcBorders>
           </w:tcPr>
           <w:p>
             <w:pPr>
               <w:rPr>
                 <w:b/>
-                <w:sz w:val="24"/>
+                <w:bCs/>
               </w:rPr>
             </w:pPr>
             <w:r>
               <w:rPr>
-                <w:rFonts w:hint="eastAsia"/>
-                <w:b/>
-                <w:sz w:val="24"/>
+                <w:rFonts w:ascii="仿宋" w:eastAsia="仿宋" w:hAnsi="仿宋" w:hint="eastAsia"/>
+                <w:b/>
+                <w:bCs/>
               </w:rPr>
               <w:t>完成的情况</w:t>
             </w:r>
           </w:p>
           <w:p>
             <w:pPr>
-              <w:ind w:firstLineChars="200" w:firstLine="480"/>
-              <w:rPr>
-                <w:sz w:val="24"/>
-              </w:rPr>
+              <w:spacing w:line="300" w:lineRule="auto"/>
             </w:pPr>
             <w:r>
               <w:rPr>
-                <w:sz w:val="24"/>
-              </w:rPr>
-              <w:t>张吉鹏同学毕业设计原计划基本无调整，能够按照指导教师要求推进各阶段工作，目前已按进度完成中期前毕业设计初稿撰写及系统主要功能实现。该生能够独立开展系统需求分析、模型训练优化、部署调试和文稿修改等工作，毕业设计指导记录已结合实际交流情况持续整理和补充。研究过程中，能够围绕需求分析、模型训练、实验结果分析、端侧部署和中期检查准备等内容与指导教师保持定期沟通，平均约两周接受一次集中指导，阶段性修改任务较重时沟通频次更高，每次交流时间约</w:t>
-            </w:r>
-            <w:r>
-              <w:rPr>
-                <w:sz w:val="24"/>
-              </w:rPr>
-              <w:t>20—30</w:t>
-            </w:r>
-            <w:r>
-              <w:rPr>
-                <w:sz w:val="24"/>
-              </w:rPr>
-              <w:t>分钟。该生工作态度认真，能够主动根据指导意见对格式细节、章节结构、篇幅控制和重复率风险等问题进行修改与完善，整体进度正常，后续工作目标明确。</w:t>
+                <w:rFonts w:ascii="仿宋" w:eastAsia="仿宋" w:hAnsi="仿宋" w:hint="eastAsia"/>
+                <w:szCs w:val="21"/>
+              </w:rPr>
+              <w:t>（毕业设计（论文）原计划有无调整、毕业设计（论文）指导记录是否齐全、学生是否按计划执行工作进度、能否独立完成工作任务、出勤情况、每周接受指导的次数及时间、学生的工作态度等）</w:t>
+            </w:r>
+          </w:p>
+          <w:p>
+            <w:pPr>
+              <w:spacing w:line="300" w:lineRule="auto"/>
+              <w:ind w:firstLineChars="200" w:firstLine="420"/>
+            </w:pPr>
+            <w:r>
+              <w:rPr>
+                <w:rFonts w:ascii="仿宋" w:eastAsia="仿宋" w:hAnsi="仿宋"/>
+              </w:rPr>
+              <w:t>本人在此期间工作态度良好，毕业设计（论文）原计划基本无调整。在制定好计划后，能够按计划查阅资料、开展系统设计与测试，并同步撰写毕业论文。在研究过程中，遇到问题能够主动查阅资料、文献，锻炼独立解决问题的能力；同时能够按照指导安排定期接受老师指导，修改论文内容与格式，并及时撰写毕业设计指导记录。</w:t>
             </w:r>
           </w:p>
         </w:tc>
@@ -509,193 +378,130 @@
           <w:tcPr>
             <w:tcW w:w="8721" w:type="dxa"/>
             <w:gridSpan w:val="4"/>
+            <w:tcBorders>
+              <w:top w:val="single" w:sz="8" w:space="0" w:color="auto"/>
+              <w:left w:val="single" w:sz="8" w:space="0" w:color="auto"/>
+              <w:bottom w:val="single" w:sz="8" w:space="0" w:color="auto"/>
+              <w:right w:val="single" w:sz="8" w:space="0" w:color="auto"/>
+            </w:tcBorders>
           </w:tcPr>
           <w:p>
             <w:pPr>
               <w:rPr>
                 <w:b/>
-                <w:sz w:val="24"/>
+                <w:bCs/>
               </w:rPr>
             </w:pPr>
             <w:r>
               <w:rPr>
-                <w:rFonts w:hint="eastAsia"/>
-                <w:b/>
-                <w:sz w:val="24"/>
-              </w:rPr>
-              <w:t>指导教师意见（不少于</w:t>
-            </w:r>
-            <w:r>
-              <w:rPr>
-                <w:rFonts w:hint="eastAsia"/>
-                <w:b/>
-                <w:sz w:val="24"/>
-              </w:rPr>
-              <w:t>100</w:t>
-            </w:r>
-            <w:r>
-              <w:rPr>
-                <w:rFonts w:hint="eastAsia"/>
-                <w:b/>
-                <w:sz w:val="24"/>
-              </w:rPr>
-              <w:t>字）</w:t>
+                <w:rFonts w:ascii="仿宋" w:eastAsia="仿宋" w:hAnsi="仿宋" w:hint="eastAsia"/>
+                <w:b/>
+                <w:bCs/>
+              </w:rPr>
+              <w:t>指导教师意见（不少于100字）</w:t>
             </w:r>
           </w:p>
           <w:p>
             <w:pPr>
-              <w:ind w:firstLineChars="200" w:firstLine="480"/>
-              <w:rPr>
-                <w:sz w:val="24"/>
-              </w:rPr>
+              <w:spacing w:line="300" w:lineRule="auto"/>
             </w:pPr>
             <w:r>
               <w:rPr>
-                <w:sz w:val="24"/>
-              </w:rPr>
-              <w:t>张吉鹏同学毕业设计选题明确，技术路线较清晰，已完成系统需求分析、模型构建与训练优化、端侧部署及运行测试等主要内容，毕业设计初稿较完整，整体进度正常。该生能够较好地围绕</w:t>
-            </w:r>
-            <w:r>
-              <w:rPr>
-                <w:sz w:val="24"/>
-              </w:rPr>
-              <w:t>YuNet</w:t>
-            </w:r>
-            <w:r>
-              <w:rPr>
-                <w:sz w:val="24"/>
-              </w:rPr>
-              <w:t>人脸检测、轻量化表情识别网络及树莓派部署开展研究，前期工作较扎实。后续建议继续统一格式，精炼文字表述，补充结论与附录内容，并进一步完善测试结果分析，尽快完成毕业设计定稿。</w:t>
+                <w:rFonts w:ascii="仿宋" w:eastAsia="仿宋" w:hAnsi="仿宋" w:hint="eastAsia"/>
+              </w:rPr>
+              <w:t xml:space="preserve">   该生毕业设计态度认真，能够按照指导教师的要求按时完成相关工作，遇到问题能够及时与老师沟通。目前毕设论文整体基本已经完成，系统主要功能已实现，但实验结果分析还需完善。后续还需要对论文格式和个别段落语言进行优化，特别是专业术语和图表说明要运用恰当。</w:t>
             </w:r>
           </w:p>
           <w:p>
             <w:pPr>
-              <w:ind w:firstLineChars="200" w:firstLine="480"/>
+              <w:spacing w:before="240" w:line="600" w:lineRule="auto"/>
+              <w:ind w:left="4006" w:hangingChars="1900" w:hanging="4006"/>
+              <w:jc w:val="left"/>
+              <w:rPr>
+                <w:b/>
+                <w:bCs/>
+              </w:rPr>
+            </w:pPr>
+            <w:r>
               <w:rPr>
                 <w:rFonts w:hint="eastAsia"/>
-                <w:sz w:val="24"/>
-              </w:rPr>
-            </w:pPr>
-          </w:p>
-          <w:p>
-            <w:pPr>
-              <w:rPr>
-                <w:b/>
-                <w:sz w:val="24"/>
-              </w:rPr>
-            </w:pPr>
+                <w:b/>
+                <w:bCs/>
+              </w:rPr>
+              <w:t>指导教师签字：</w:t>
+            </w:r>
             <w:r>
               <w:rPr>
                 <w:rFonts w:hint="eastAsia"/>
                 <w:b/>
-                <w:sz w:val="24"/>
-              </w:rPr>
-              <w:t>指导教师签字：</w:t>
+                <w:bCs/>
+                <w:u w:val="single"/>
+              </w:rPr>
+              <w:t xml:space="preserve">    </w:t>
             </w:r>
             <w:r>
               <w:rPr>
                 <w:rFonts w:hint="eastAsia"/>
                 <w:b/>
-                <w:sz w:val="24"/>
+                <w:bCs/>
                 <w:u w:val="single"/>
               </w:rPr>
-              <w:t xml:space="preserve">      </w:t>
+              <w:t>康莉莉</w:t>
             </w:r>
             <w:r>
               <w:rPr>
                 <w:rFonts w:hint="eastAsia"/>
                 <w:b/>
-                <w:sz w:val="24"/>
+                <w:bCs/>
                 <w:u w:val="single"/>
               </w:rPr>
-              <w:t>康莉莉</w:t>
+              <w:t xml:space="preserve">   </w:t>
             </w:r>
             <w:r>
               <w:rPr>
                 <w:rFonts w:hint="eastAsia"/>
                 <w:b/>
-                <w:sz w:val="24"/>
-                <w:u w:val="single"/>
-              </w:rPr>
-              <w:t xml:space="preserve">       </w:t>
+                <w:bCs/>
+              </w:rPr>
+              <w:t xml:space="preserve">                              2026 </w:t>
             </w:r>
             <w:r>
               <w:rPr>
                 <w:rFonts w:hint="eastAsia"/>
                 <w:b/>
-                <w:sz w:val="24"/>
-              </w:rPr>
-              <w:t xml:space="preserve">                   202</w:t>
+                <w:bCs/>
+              </w:rPr>
+              <w:t>年</w:t>
             </w:r>
             <w:r>
               <w:rPr>
                 <w:rFonts w:hint="eastAsia"/>
                 <w:b/>
-                <w:sz w:val="24"/>
-              </w:rPr>
-              <w:t>6</w:t>
+                <w:bCs/>
+              </w:rPr>
+              <w:t xml:space="preserve"> 04 </w:t>
             </w:r>
             <w:r>
               <w:rPr>
                 <w:rFonts w:hint="eastAsia"/>
                 <w:b/>
-                <w:sz w:val="24"/>
-              </w:rPr>
-              <w:t xml:space="preserve"> </w:t>
+                <w:bCs/>
+              </w:rPr>
+              <w:t>月</w:t>
             </w:r>
             <w:r>
               <w:rPr>
                 <w:rFonts w:hint="eastAsia"/>
                 <w:b/>
-                <w:sz w:val="24"/>
-              </w:rPr>
-              <w:t>年</w:t>
+                <w:bCs/>
+              </w:rPr>
+              <w:t xml:space="preserve"> 13 </w:t>
             </w:r>
             <w:r>
               <w:rPr>
                 <w:rFonts w:hint="eastAsia"/>
                 <w:b/>
-                <w:sz w:val="24"/>
-              </w:rPr>
-              <w:t xml:space="preserve"> 04 </w:t>
-            </w:r>
-            <w:r>
-              <w:rPr>
-                <w:rFonts w:hint="eastAsia"/>
-                <w:b/>
-                <w:sz w:val="24"/>
-              </w:rPr>
-              <w:t>月</w:t>
-            </w:r>
-            <w:r>
-              <w:rPr>
-                <w:rFonts w:hint="eastAsia"/>
-                <w:b/>
-                <w:sz w:val="24"/>
-              </w:rPr>
-              <w:t xml:space="preserve"> </w:t>
-            </w:r>
-            <w:r>
-              <w:rPr>
-                <w:rFonts w:hint="eastAsia"/>
-                <w:b/>
-                <w:sz w:val="24"/>
-              </w:rPr>
-              <w:t>13</w:t>
-            </w:r>
-            <w:r>
-              <w:rPr>
-                <w:rFonts w:hint="eastAsia"/>
-                <w:b/>
-                <w:sz w:val="24"/>
-              </w:rPr>
-              <w:t xml:space="preserve"> </w:t>
-            </w:r>
-            <w:r>
-              <w:rPr>
-                <w:rFonts w:hint="eastAsia"/>
-                <w:b/>
-                <w:sz w:val="24"/>
+                <w:bCs/>
               </w:rPr>
               <w:t>日</w:t>
             </w:r>
@@ -704,89 +510,77 @@
       </w:tr>
       <w:tr>
         <w:trPr>
-          <w:trHeight w:val="510"/>
+          <w:trHeight w:val="2245"/>
           <w:jc w:val="center"/>
         </w:trPr>
         <w:tc>
           <w:tcPr>
             <w:tcW w:w="8721" w:type="dxa"/>
             <w:gridSpan w:val="4"/>
+            <w:tcBorders>
+              <w:top w:val="single" w:sz="8" w:space="0" w:color="auto"/>
+              <w:left w:val="single" w:sz="8" w:space="0" w:color="auto"/>
+              <w:bottom w:val="single" w:sz="8" w:space="0" w:color="auto"/>
+              <w:right w:val="single" w:sz="8" w:space="0" w:color="auto"/>
+            </w:tcBorders>
             <w:vAlign w:val="center"/>
           </w:tcPr>
           <w:p>
             <w:pPr>
               <w:rPr>
-                <w:rFonts w:hint="eastAsia"/>
-                <w:b/>
-                <w:sz w:val="24"/>
+                <w:b/>
+                <w:bCs/>
               </w:rPr>
             </w:pPr>
             <w:r>
               <w:rPr>
-                <w:rFonts w:hint="eastAsia"/>
-                <w:b/>
-                <w:sz w:val="24"/>
+                <w:rFonts w:ascii="仿宋" w:eastAsia="仿宋" w:hAnsi="仿宋" w:hint="eastAsia"/>
+                <w:b/>
+                <w:bCs/>
               </w:rPr>
               <w:t>系（教研室）意见：</w:t>
             </w:r>
           </w:p>
           <w:p>
             <w:pPr>
-              <w:ind w:firstLineChars="200" w:firstLine="480"/>
-              <w:rPr>
-                <w:sz w:val="24"/>
-              </w:rPr>
+              <w:spacing w:line="300" w:lineRule="auto"/>
             </w:pPr>
             <w:r>
               <w:rPr>
-                <w:sz w:val="24"/>
-              </w:rPr>
-              <w:t>该生能够按照指导教师要求开展毕业设计工作，已完成中期阶段主要任务和初稿撰写，系统实现与测试工作推进较为扎实，整体达到中期检查要求。后续应继续完善格式、精炼内容，按计划完成修改和答辩准备工作。</w:t>
+                <w:rFonts w:ascii="仿宋" w:eastAsia="仿宋" w:hAnsi="仿宋" w:hint="eastAsia"/>
+              </w:rPr>
+              <w:t xml:space="preserve">   同意指导教师意见，后期继续完善系统测试与论文修改。</w:t>
             </w:r>
           </w:p>
           <w:p>
             <w:pPr>
-              <w:rPr>
-                <w:sz w:val="24"/>
+              <w:spacing w:line="360" w:lineRule="auto"/>
+              <w:ind w:firstLineChars="2600" w:firstLine="5481"/>
+              <w:jc w:val="left"/>
+              <w:rPr>
+                <w:b/>
+                <w:bCs/>
               </w:rPr>
             </w:pPr>
             <w:r>
               <w:rPr>
-                <w:rFonts w:hint="eastAsia"/>
-                <w:sz w:val="24"/>
-              </w:rPr>
-              <w:t xml:space="preserve">            </w:t>
-            </w:r>
-            <w:r>
-              <w:rPr>
-                <w:rFonts w:hint="eastAsia"/>
-                <w:b/>
-                <w:sz w:val="24"/>
-              </w:rPr>
-              <w:t xml:space="preserve">                                      </w:t>
-            </w:r>
-            <w:r>
-              <w:rPr>
-                <w:rFonts w:hint="eastAsia"/>
-                <w:b/>
-                <w:sz w:val="24"/>
-              </w:rPr>
-              <w:t>负责人签字：</w:t>
+                <w:rFonts w:ascii="仿宋" w:eastAsia="仿宋" w:hAnsi="仿宋" w:hint="eastAsia"/>
+                <w:b/>
+                <w:bCs/>
+              </w:rPr>
+              <w:t xml:space="preserve">负责人签字： 李云龙  </w:t>
             </w:r>
           </w:p>
         </w:tc>
       </w:tr>
     </w:tbl>
-    <w:p>
-      <w:pPr>
-        <w:rPr>
-          <w:rFonts w:ascii="仿宋" w:eastAsia="仿宋" w:hAnsi="仿宋" w:hint="eastAsia"/>
-        </w:rPr>
-      </w:pPr>
-    </w:p>
+    <w:p/>
     <w:sectPr>
-      <w:footerReference w:type="even" r:id="rId6"/>
-      <w:footerReference w:type="default" r:id="rId7"/>
+      <w:headerReference w:type="even" r:id="rId6"/>
+      <w:footerReference w:type="even" r:id="rId7"/>
+      <w:footerReference w:type="default" r:id="rId8"/>
+      <w:headerReference w:type="first" r:id="rId9"/>
+      <w:footerReference w:type="first" r:id="rId10"/>
       <w:pgSz w:w="11906" w:h="16838"/>
       <w:pgMar w:top="1440" w:right="1800" w:bottom="1440" w:left="1800" w:header="851" w:footer="992" w:gutter="0"/>
       <w:cols w:space="720"/>
@@ -820,28 +614,10 @@
   <w:p>
     <w:pPr>
       <w:pStyle w:val="ae"/>
-      <w:framePr w:wrap="around" w:vAnchor="text" w:hAnchor="margin" w:xAlign="center" w:y="1"/>
-      <w:rPr>
-        <w:rStyle w:val="af7"/>
-      </w:rPr>
     </w:pPr>
     <w:r>
-      <w:fldChar w:fldCharType="begin"/>
+      <w:t xml:space="preserve">PAGE  </w:t>
     </w:r>
-    <w:r>
-      <w:rPr>
-        <w:rStyle w:val="af7"/>
-      </w:rPr>
-      <w:instrText xml:space="preserve">PAGE  </w:instrText>
-    </w:r>
-    <w:r>
-      <w:fldChar w:fldCharType="end"/>
-    </w:r>
-  </w:p>
-  <w:p>
-    <w:pPr>
-      <w:pStyle w:val="ae"/>
-    </w:pPr>
   </w:p>
 </w:ftr>
 </file>
@@ -851,33 +627,20 @@
   <w:p>
     <w:pPr>
       <w:pStyle w:val="ae"/>
-      <w:framePr w:wrap="around" w:vAnchor="text" w:hAnchor="margin" w:xAlign="center" w:y="1"/>
-      <w:rPr>
-        <w:rStyle w:val="af7"/>
-      </w:rPr>
+      <w:jc w:val="center"/>
     </w:pPr>
     <w:r>
       <w:fldChar w:fldCharType="begin"/>
-    </w:r>
-    <w:r>
-      <w:rPr>
-        <w:rStyle w:val="af7"/>
-      </w:rPr>
-      <w:instrText xml:space="preserve">PAGE  </w:instrText>
-    </w:r>
-    <w:r>
-      <w:fldChar w:fldCharType="separate"/>
-    </w:r>
-    <w:r>
-      <w:rPr>
-        <w:rStyle w:val="af7"/>
-      </w:rPr>
-      <w:t>1</w:t>
     </w:r>
     <w:r>
       <w:fldChar w:fldCharType="end"/>
     </w:r>
   </w:p>
+</w:ftr>
+</file>
+
+<file path=word/footer3.xml><?xml version="1.0" encoding="utf-8"?>
+<w:ftr xmlns:wpc="http://schemas.microsoft.com/office/word/2010/wordprocessingCanvas" xmlns:cx="http://schemas.microsoft.com/office/drawing/2014/chartex" xmlns:cx1="http://schemas.microsoft.com/office/drawing/2015/9/8/chartex" xmlns:cx2="http://schemas.microsoft.com/office/drawing/2015/10/21/chartex" xmlns:cx3="http://schemas.microsoft.com/office/drawing/2016/5/9/chartex" xmlns:cx4="http://schemas.microsoft.com/office/drawing/2016/5/10/chartex" xmlns:cx5="http://schemas.microsoft.com/office/drawing/2016/5/11/chartex" xmlns:cx6="http://schemas.microsoft.com/office/drawing/2016/5/12/chartex" xmlns:cx7="http://schemas.microsoft.com/office/drawing/2016/5/13/chartex" xmlns:cx8="http://schemas.microsoft.com/office/drawing/2016/5/14/chartex" xmlns:mc="http://schemas.openxmlformats.org/markup-compatibility/2006" xmlns:aink="http://schemas.microsoft.com/office/drawing/2016/ink" xmlns:am3d="http://schemas.microsoft.com/office/drawing/2017/model3d" xmlns:o="urn:schemas-microsoft-com:office:office" xmlns:oel="http://schemas.microsoft.com/office/2019/extlst" xmlns:r="http://schemas.openxmlformats.org/officeDocument/2006/relationships" xmlns:m="http://schemas.openxmlformats.org/officeDocument/2006/math" xmlns:v="urn:schemas-microsoft-com:vml" xmlns:wp14="http://schemas.microsoft.com/office/word/2010/wordprocessingDrawing" xmlns:wp="http://schemas.openxmlformats.org/drawingml/2006/wordprocessingDrawing" xmlns:w10="urn:schemas-microsoft-com:office:word" xmlns:w="http://schemas.openxmlformats.org/wordprocessingml/2006/main" xmlns:w14="http://schemas.microsoft.com/office/word/2010/wordml" xmlns:w15="http://schemas.microsoft.com/office/word/2012/wordml" xmlns:w16cex="http://schemas.microsoft.com/office/word/2018/wordml/cex" xmlns:w16cid="http://schemas.microsoft.com/office/word/2016/wordml/cid" xmlns:w16="http://schemas.microsoft.com/office/word/2018/wordml" xmlns:w16du="http://schemas.microsoft.com/office/word/2023/wordml/word16du" xmlns:w16sdtdh="http://schemas.microsoft.com/office/word/2020/wordml/sdtdatahash" xmlns:w16sdtfl="http://schemas.microsoft.com/office/word/2024/wordml/sdtformatlock" xmlns:w16se="http://schemas.microsoft.com/office/word/2015/wordml/symex" xmlns:wpg="http://schemas.microsoft.com/office/word/2010/wordprocessingGroup" xmlns:wpi="http://schemas.microsoft.com/office/word/2010/wordprocessingInk" xmlns:wne="http://schemas.microsoft.com/office/word/2006/wordml" xmlns:wps="http://schemas.microsoft.com/office/word/2010/wordprocessingShape" mc:Ignorable="w14 w15 w16se w16cid w16 w16cex w16sdtdh w16sdtfl w16du wp14">
   <w:p>
     <w:pPr>
       <w:pStyle w:val="ae"/>
@@ -905,23 +668,43 @@
 </w:footnotes>
 </file>
 
+<file path=word/header1.xml><?xml version="1.0" encoding="utf-8"?>
+<w:hdr xmlns:wpc="http://schemas.microsoft.com/office/word/2010/wordprocessingCanvas" xmlns:cx="http://schemas.microsoft.com/office/drawing/2014/chartex" xmlns:cx1="http://schemas.microsoft.com/office/drawing/2015/9/8/chartex" xmlns:cx2="http://schemas.microsoft.com/office/drawing/2015/10/21/chartex" xmlns:cx3="http://schemas.microsoft.com/office/drawing/2016/5/9/chartex" xmlns:cx4="http://schemas.microsoft.com/office/drawing/2016/5/10/chartex" xmlns:cx5="http://schemas.microsoft.com/office/drawing/2016/5/11/chartex" xmlns:cx6="http://schemas.microsoft.com/office/drawing/2016/5/12/chartex" xmlns:cx7="http://schemas.microsoft.com/office/drawing/2016/5/13/chartex" xmlns:cx8="http://schemas.microsoft.com/office/drawing/2016/5/14/chartex" xmlns:mc="http://schemas.openxmlformats.org/markup-compatibility/2006" xmlns:aink="http://schemas.microsoft.com/office/drawing/2016/ink" xmlns:am3d="http://schemas.microsoft.com/office/drawing/2017/model3d" xmlns:o="urn:schemas-microsoft-com:office:office" xmlns:oel="http://schemas.microsoft.com/office/2019/extlst" xmlns:r="http://schemas.openxmlformats.org/officeDocument/2006/relationships" xmlns:m="http://schemas.openxmlformats.org/officeDocument/2006/math" xmlns:v="urn:schemas-microsoft-com:vml" xmlns:wp14="http://schemas.microsoft.com/office/word/2010/wordprocessingDrawing" xmlns:wp="http://schemas.openxmlformats.org/drawingml/2006/wordprocessingDrawing" xmlns:w10="urn:schemas-microsoft-com:office:word" xmlns:w="http://schemas.openxmlformats.org/wordprocessingml/2006/main" xmlns:w14="http://schemas.microsoft.com/office/word/2010/wordml" xmlns:w15="http://schemas.microsoft.com/office/word/2012/wordml" xmlns:w16cex="http://schemas.microsoft.com/office/word/2018/wordml/cex" xmlns:w16cid="http://schemas.microsoft.com/office/word/2016/wordml/cid" xmlns:w16="http://schemas.microsoft.com/office/word/2018/wordml" xmlns:w16du="http://schemas.microsoft.com/office/word/2023/wordml/word16du" xmlns:w16sdtdh="http://schemas.microsoft.com/office/word/2020/wordml/sdtdatahash" xmlns:w16sdtfl="http://schemas.microsoft.com/office/word/2024/wordml/sdtformatlock" xmlns:w16se="http://schemas.microsoft.com/office/word/2015/wordml/symex" xmlns:wpg="http://schemas.microsoft.com/office/word/2010/wordprocessingGroup" xmlns:wpi="http://schemas.microsoft.com/office/word/2010/wordprocessingInk" xmlns:wne="http://schemas.microsoft.com/office/word/2006/wordml" xmlns:wps="http://schemas.microsoft.com/office/word/2010/wordprocessingShape" mc:Ignorable="w14 w15 w16se w16cid w16 w16cex w16sdtdh w16sdtfl w16du wp14">
+  <w:p>
+    <w:pPr>
+      <w:pStyle w:val="af0"/>
+    </w:pPr>
+  </w:p>
+</w:hdr>
+</file>
+
+<file path=word/header2.xml><?xml version="1.0" encoding="utf-8"?>
+<w:hdr xmlns:wpc="http://schemas.microsoft.com/office/word/2010/wordprocessingCanvas" xmlns:cx="http://schemas.microsoft.com/office/drawing/2014/chartex" xmlns:cx1="http://schemas.microsoft.com/office/drawing/2015/9/8/chartex" xmlns:cx2="http://schemas.microsoft.com/office/drawing/2015/10/21/chartex" xmlns:cx3="http://schemas.microsoft.com/office/drawing/2016/5/9/chartex" xmlns:cx4="http://schemas.microsoft.com/office/drawing/2016/5/10/chartex" xmlns:cx5="http://schemas.microsoft.com/office/drawing/2016/5/11/chartex" xmlns:cx6="http://schemas.microsoft.com/office/drawing/2016/5/12/chartex" xmlns:cx7="http://schemas.microsoft.com/office/drawing/2016/5/13/chartex" xmlns:cx8="http://schemas.microsoft.com/office/drawing/2016/5/14/chartex" xmlns:mc="http://schemas.openxmlformats.org/markup-compatibility/2006" xmlns:aink="http://schemas.microsoft.com/office/drawing/2016/ink" xmlns:am3d="http://schemas.microsoft.com/office/drawing/2017/model3d" xmlns:o="urn:schemas-microsoft-com:office:office" xmlns:oel="http://schemas.microsoft.com/office/2019/extlst" xmlns:r="http://schemas.openxmlformats.org/officeDocument/2006/relationships" xmlns:m="http://schemas.openxmlformats.org/officeDocument/2006/math" xmlns:v="urn:schemas-microsoft-com:vml" xmlns:wp14="http://schemas.microsoft.com/office/word/2010/wordprocessingDrawing" xmlns:wp="http://schemas.openxmlformats.org/drawingml/2006/wordprocessingDrawing" xmlns:w10="urn:schemas-microsoft-com:office:word" xmlns:w="http://schemas.openxmlformats.org/wordprocessingml/2006/main" xmlns:w14="http://schemas.microsoft.com/office/word/2010/wordml" xmlns:w15="http://schemas.microsoft.com/office/word/2012/wordml" xmlns:w16cex="http://schemas.microsoft.com/office/word/2018/wordml/cex" xmlns:w16cid="http://schemas.microsoft.com/office/word/2016/wordml/cid" xmlns:w16="http://schemas.microsoft.com/office/word/2018/wordml" xmlns:w16du="http://schemas.microsoft.com/office/word/2023/wordml/word16du" xmlns:w16sdtdh="http://schemas.microsoft.com/office/word/2020/wordml/sdtdatahash" xmlns:w16sdtfl="http://schemas.microsoft.com/office/word/2024/wordml/sdtformatlock" xmlns:w16se="http://schemas.microsoft.com/office/word/2015/wordml/symex" xmlns:wpg="http://schemas.microsoft.com/office/word/2010/wordprocessingGroup" xmlns:wpi="http://schemas.microsoft.com/office/word/2010/wordprocessingInk" xmlns:wne="http://schemas.microsoft.com/office/word/2006/wordml" xmlns:wps="http://schemas.microsoft.com/office/word/2010/wordprocessingShape" mc:Ignorable="w14 w15 w16se w16cid w16 w16cex w16sdtdh w16sdtfl w16du wp14">
+  <w:p>
+    <w:pPr>
+      <w:pStyle w:val="af0"/>
+    </w:pPr>
+  </w:p>
+</w:hdr>
+</file>
+
 <file path=word/styles.xml><?xml version="1.0" encoding="utf-8"?>
 <w:styles xmlns:mc="http://schemas.openxmlformats.org/markup-compatibility/2006" xmlns:r="http://schemas.openxmlformats.org/officeDocument/2006/relationships" xmlns:w="http://schemas.openxmlformats.org/wordprocessingml/2006/main" xmlns:w14="http://schemas.microsoft.com/office/word/2010/wordml" xmlns:w15="http://schemas.microsoft.com/office/word/2012/wordml" xmlns:w16cex="http://schemas.microsoft.com/office/word/2018/wordml/cex" xmlns:w16cid="http://schemas.microsoft.com/office/word/2016/wordml/cid" xmlns:w16="http://schemas.microsoft.com/office/word/2018/wordml" xmlns:w16du="http://schemas.microsoft.com/office/word/2023/wordml/word16du" xmlns:w16sdtdh="http://schemas.microsoft.com/office/word/2020/wordml/sdtdatahash" xmlns:w16sdtfl="http://schemas.microsoft.com/office/word/2024/wordml/sdtformatlock" xmlns:w16se="http://schemas.microsoft.com/office/word/2015/wordml/symex" mc:Ignorable="w14 w15 w16se w16cid w16 w16cex w16sdtdh w16sdtfl w16du">
   <w:docDefaults>
     <w:rPrDefault>
       <w:rPr>
         <w:rFonts w:ascii="Times New Roman" w:eastAsia="宋体" w:hAnsi="Times New Roman" w:cs="Times New Roman"/>
-        <w:lang w:val="en-US" w:eastAsia="zh-CN" w:bidi="ar-SA"/>
+        <w:lang w:val="en-US" w:eastAsia="en-US" w:bidi="ar-SA"/>
       </w:rPr>
     </w:rPrDefault>
     <w:pPrDefault/>
   </w:docDefaults>
   <w:latentStyles w:defLockedState="0" w:defUIPriority="99" w:defSemiHidden="0" w:defUnhideWhenUsed="0" w:defQFormat="0" w:count="376">
-    <w:lsdException w:name="Normal" w:uiPriority="0" w:qFormat="1"/>
-    <w:lsdException w:name="heading 1" w:uiPriority="0" w:qFormat="1"/>
-    <w:lsdException w:name="heading 2" w:uiPriority="0" w:qFormat="1"/>
+    <w:lsdException w:name="Normal" w:semiHidden="1" w:uiPriority="0" w:unhideWhenUsed="1" w:qFormat="1"/>
+    <w:lsdException w:name="heading 1" w:semiHidden="1" w:uiPriority="0" w:unhideWhenUsed="1" w:qFormat="1"/>
+    <w:lsdException w:name="heading 2" w:semiHidden="1" w:uiPriority="0" w:unhideWhenUsed="1" w:qFormat="1"/>
     <w:lsdException w:name="heading 3" w:semiHidden="1" w:uiPriority="0" w:unhideWhenUsed="1" w:qFormat="1"/>
-    <w:lsdException w:name="heading 4" w:uiPriority="0" w:qFormat="1"/>
+    <w:lsdException w:name="heading 4" w:semiHidden="1" w:uiPriority="0" w:unhideWhenUsed="1" w:qFormat="1"/>
     <w:lsdException w:name="heading 5" w:semiHidden="1" w:uiPriority="0" w:unhideWhenUsed="1" w:qFormat="1"/>
     <w:lsdException w:name="heading 6" w:semiHidden="1" w:uiPriority="0" w:unhideWhenUsed="1" w:qFormat="1"/>
     <w:lsdException w:name="heading 7" w:semiHidden="1" w:uiPriority="0" w:unhideWhenUsed="1" w:qFormat="1"/>
@@ -948,7 +731,8 @@
     <w:lsdException w:name="Normal Indent" w:semiHidden="1" w:unhideWhenUsed="1"/>
     <w:lsdException w:name="footnote text" w:semiHidden="1" w:unhideWhenUsed="1"/>
     <w:lsdException w:name="annotation text" w:semiHidden="1" w:unhideWhenUsed="1"/>
-    <w:lsdException w:name="header" w:uiPriority="0"/>
+    <w:lsdException w:name="header" w:semiHidden="1" w:uiPriority="0" w:unhideWhenUsed="1"/>
+    <w:lsdException w:name="footer" w:semiHidden="1" w:unhideWhenUsed="1" w:qFormat="1"/>
     <w:lsdException w:name="index heading" w:semiHidden="1" w:unhideWhenUsed="1"/>
     <w:lsdException w:name="caption" w:semiHidden="1" w:uiPriority="0" w:unhideWhenUsed="1" w:qFormat="1"/>
     <w:lsdException w:name="table of figures" w:semiHidden="1" w:unhideWhenUsed="1"/>
@@ -957,7 +741,7 @@
     <w:lsdException w:name="footnote reference" w:semiHidden="1" w:unhideWhenUsed="1"/>
     <w:lsdException w:name="annotation reference" w:semiHidden="1" w:unhideWhenUsed="1"/>
     <w:lsdException w:name="line number" w:semiHidden="1" w:unhideWhenUsed="1"/>
-    <w:lsdException w:name="page number" w:uiPriority="0"/>
+    <w:lsdException w:name="page number" w:semiHidden="1" w:uiPriority="0" w:unhideWhenUsed="1"/>
     <w:lsdException w:name="endnote reference" w:semiHidden="1" w:unhideWhenUsed="1"/>
     <w:lsdException w:name="endnote text" w:semiHidden="1" w:unhideWhenUsed="1"/>
     <w:lsdException w:name="table of authorities" w:semiHidden="1" w:unhideWhenUsed="1"/>
@@ -978,39 +762,39 @@
     <w:lsdException w:name="List Number 3" w:semiHidden="1" w:unhideWhenUsed="1"/>
     <w:lsdException w:name="List Number 4" w:semiHidden="1" w:unhideWhenUsed="1"/>
     <w:lsdException w:name="List Number 5" w:semiHidden="1" w:unhideWhenUsed="1"/>
-    <w:lsdException w:name="Title" w:uiPriority="0" w:qFormat="1"/>
+    <w:lsdException w:name="Title" w:semiHidden="1" w:uiPriority="0" w:unhideWhenUsed="1" w:qFormat="1"/>
     <w:lsdException w:name="Closing" w:semiHidden="1" w:unhideWhenUsed="1"/>
     <w:lsdException w:name="Signature" w:semiHidden="1" w:unhideWhenUsed="1"/>
-    <w:lsdException w:name="Default Paragraph Font" w:uiPriority="1" w:unhideWhenUsed="1"/>
-    <w:lsdException w:name="Body Text" w:uiPriority="0"/>
-    <w:lsdException w:name="Body Text Indent" w:uiPriority="0"/>
+    <w:lsdException w:name="Default Paragraph Font" w:semiHidden="1" w:uiPriority="1" w:unhideWhenUsed="1"/>
+    <w:lsdException w:name="Body Text" w:semiHidden="1" w:uiPriority="0" w:unhideWhenUsed="1"/>
+    <w:lsdException w:name="Body Text Indent" w:semiHidden="1" w:uiPriority="0" w:unhideWhenUsed="1" w:qFormat="1"/>
     <w:lsdException w:name="List Continue" w:semiHidden="1" w:unhideWhenUsed="1"/>
     <w:lsdException w:name="List Continue 2" w:semiHidden="1" w:unhideWhenUsed="1"/>
     <w:lsdException w:name="List Continue 3" w:semiHidden="1" w:unhideWhenUsed="1"/>
     <w:lsdException w:name="List Continue 4" w:semiHidden="1" w:unhideWhenUsed="1"/>
     <w:lsdException w:name="List Continue 5" w:semiHidden="1" w:unhideWhenUsed="1"/>
     <w:lsdException w:name="Message Header" w:semiHidden="1" w:unhideWhenUsed="1"/>
-    <w:lsdException w:name="Subtitle" w:uiPriority="0" w:qFormat="1"/>
+    <w:lsdException w:name="Subtitle" w:semiHidden="1" w:uiPriority="0" w:unhideWhenUsed="1" w:qFormat="1"/>
     <w:lsdException w:name="Salutation" w:semiHidden="1" w:unhideWhenUsed="1"/>
-    <w:lsdException w:name="Date" w:unhideWhenUsed="1"/>
+    <w:lsdException w:name="Date" w:semiHidden="1" w:unhideWhenUsed="1"/>
     <w:lsdException w:name="Body Text First Indent" w:semiHidden="1" w:unhideWhenUsed="1"/>
     <w:lsdException w:name="Body Text First Indent 2" w:semiHidden="1" w:unhideWhenUsed="1"/>
     <w:lsdException w:name="Note Heading" w:semiHidden="1" w:unhideWhenUsed="1"/>
-    <w:lsdException w:name="Body Text 2" w:uiPriority="0"/>
+    <w:lsdException w:name="Body Text 2" w:semiHidden="1" w:uiPriority="0" w:unhideWhenUsed="1"/>
     <w:lsdException w:name="Body Text 3" w:semiHidden="1" w:unhideWhenUsed="1"/>
     <w:lsdException w:name="Body Text Indent 2" w:semiHidden="1" w:unhideWhenUsed="1"/>
-    <w:lsdException w:name="Body Text Indent 3" w:uiPriority="0"/>
+    <w:lsdException w:name="Body Text Indent 3" w:semiHidden="1" w:uiPriority="0" w:unhideWhenUsed="1" w:qFormat="1"/>
     <w:lsdException w:name="Block Text" w:semiHidden="1" w:unhideWhenUsed="1"/>
     <w:lsdException w:name="Hyperlink" w:semiHidden="1" w:unhideWhenUsed="1"/>
     <w:lsdException w:name="FollowedHyperlink" w:semiHidden="1" w:unhideWhenUsed="1"/>
-    <w:lsdException w:name="Strong" w:uiPriority="0" w:qFormat="1"/>
-    <w:lsdException w:name="Emphasis" w:uiPriority="0" w:qFormat="1"/>
-    <w:lsdException w:name="Document Map" w:semiHidden="1" w:uiPriority="0"/>
-    <w:lsdException w:name="Plain Text" w:uiPriority="0"/>
+    <w:lsdException w:name="Strong" w:semiHidden="1" w:uiPriority="0" w:unhideWhenUsed="1" w:qFormat="1"/>
+    <w:lsdException w:name="Emphasis" w:semiHidden="1" w:uiPriority="0" w:unhideWhenUsed="1" w:qFormat="1"/>
+    <w:lsdException w:name="Document Map" w:semiHidden="1" w:uiPriority="0" w:unhideWhenUsed="1" w:qFormat="1"/>
+    <w:lsdException w:name="Plain Text" w:semiHidden="1" w:uiPriority="0" w:unhideWhenUsed="1"/>
     <w:lsdException w:name="E-mail Signature" w:semiHidden="1" w:unhideWhenUsed="1"/>
     <w:lsdException w:name="HTML Top of Form" w:semiHidden="1" w:unhideWhenUsed="1"/>
     <w:lsdException w:name="HTML Bottom of Form" w:semiHidden="1" w:unhideWhenUsed="1"/>
-    <w:lsdException w:name="Normal (Web)" w:uiPriority="0"/>
+    <w:lsdException w:name="Normal (Web)" w:semiHidden="1" w:uiPriority="0" w:unhideWhenUsed="1" w:qFormat="1"/>
     <w:lsdException w:name="HTML Acronym" w:semiHidden="1" w:unhideWhenUsed="1"/>
     <w:lsdException w:name="HTML Address" w:semiHidden="1" w:unhideWhenUsed="1"/>
     <w:lsdException w:name="HTML Cite" w:semiHidden="1" w:unhideWhenUsed="1"/>
@@ -1069,11 +853,11 @@
     <w:lsdException w:name="Table Web 1" w:semiHidden="1" w:unhideWhenUsed="1"/>
     <w:lsdException w:name="Table Web 2" w:semiHidden="1" w:unhideWhenUsed="1"/>
     <w:lsdException w:name="Table Web 3" w:semiHidden="1" w:unhideWhenUsed="1"/>
-    <w:lsdException w:name="Balloon Text" w:semiHidden="1" w:uiPriority="0"/>
+    <w:lsdException w:name="Balloon Text" w:semiHidden="1" w:uiPriority="0" w:unhideWhenUsed="1" w:qFormat="1"/>
     <w:lsdException w:name="Table Grid" w:uiPriority="0"/>
     <w:lsdException w:name="Table Theme" w:semiHidden="1" w:unhideWhenUsed="1"/>
     <w:lsdException w:name="Placeholder Text" w:semiHidden="1" w:unhideWhenUsed="1"/>
-    <w:lsdException w:name="No Spacing" w:qFormat="1"/>
+    <w:lsdException w:name="No Spacing" w:semiHidden="1" w:unhideWhenUsed="1"/>
     <w:lsdException w:name="Light Shading" w:uiPriority="60"/>
     <w:lsdException w:name="Light List" w:uiPriority="61"/>
     <w:lsdException w:name="Light Grid" w:uiPriority="62"/>
@@ -1095,9 +879,9 @@
     <w:lsdException w:name="Medium Shading 2 Accent 1" w:uiPriority="64"/>
     <w:lsdException w:name="Medium List 1 Accent 1" w:uiPriority="65"/>
     <w:lsdException w:name="Revision" w:semiHidden="1" w:unhideWhenUsed="1"/>
-    <w:lsdException w:name="List Paragraph" w:uiPriority="34" w:qFormat="1"/>
-    <w:lsdException w:name="Quote" w:qFormat="1"/>
-    <w:lsdException w:name="Intense Quote" w:qFormat="1"/>
+    <w:lsdException w:name="List Paragraph" w:semiHidden="1" w:uiPriority="34" w:unhideWhenUsed="1" w:qFormat="1"/>
+    <w:lsdException w:name="Quote" w:semiHidden="1" w:unhideWhenUsed="1"/>
+    <w:lsdException w:name="Intense Quote" w:semiHidden="1" w:unhideWhenUsed="1"/>
     <w:lsdException w:name="Medium List 2 Accent 1" w:uiPriority="66"/>
     <w:lsdException w:name="Medium Grid 1 Accent 1" w:uiPriority="67"/>
     <w:lsdException w:name="Medium Grid 2 Accent 1" w:uiPriority="68"/>
@@ -1304,6 +1088,7 @@
       <w:kern w:val="2"/>
       <w:sz w:val="21"/>
       <w:szCs w:val="24"/>
+      <w:lang w:eastAsia="zh-CN"/>
     </w:rPr>
   </w:style>
   <w:style w:type="paragraph" w:styleId="1">
@@ -1311,6 +1096,7 @@
     <w:basedOn w:val="a"/>
     <w:next w:val="a"/>
     <w:link w:val="10"/>
+    <w:autoRedefine/>
     <w:qFormat/>
     <w:pPr>
       <w:keepNext/>
@@ -1367,6 +1153,7 @@
   <w:style w:type="character" w:default="1" w:styleId="a0">
     <w:name w:val="Default Paragraph Font"/>
     <w:uiPriority w:val="1"/>
+    <w:semiHidden/>
     <w:unhideWhenUsed/>
   </w:style>
   <w:style w:type="table" w:default="1" w:styleId="a1">
@@ -1390,47 +1177,12 @@
     <w:semiHidden/>
     <w:unhideWhenUsed/>
   </w:style>
-  <w:style w:type="character" w:customStyle="1" w:styleId="10">
-    <w:name w:val="标题 1 字符"/>
-    <w:link w:val="1"/>
-    <w:rPr>
-      <w:b/>
-      <w:bCs/>
-      <w:kern w:val="2"/>
-      <w:sz w:val="32"/>
-      <w:szCs w:val="24"/>
-    </w:rPr>
-  </w:style>
-  <w:style w:type="character" w:customStyle="1" w:styleId="20">
-    <w:name w:val="标题 2 字符"/>
-    <w:link w:val="2"/>
-    <w:semiHidden/>
-    <w:rPr>
-      <w:rFonts w:ascii="Cambria" w:eastAsia="宋体" w:hAnsi="Cambria" w:cs="Times New Roman"/>
-      <w:b/>
-      <w:bCs/>
-      <w:kern w:val="2"/>
-      <w:sz w:val="32"/>
-      <w:szCs w:val="32"/>
-    </w:rPr>
-  </w:style>
-  <w:style w:type="character" w:customStyle="1" w:styleId="40">
-    <w:name w:val="标题 4 字符"/>
-    <w:link w:val="4"/>
-    <w:semiHidden/>
-    <w:rPr>
-      <w:rFonts w:ascii="Cambria" w:eastAsia="宋体" w:hAnsi="Cambria" w:cs="Times New Roman"/>
-      <w:b/>
-      <w:bCs/>
-      <w:kern w:val="2"/>
-      <w:sz w:val="28"/>
-      <w:szCs w:val="28"/>
-    </w:rPr>
-  </w:style>
   <w:style w:type="paragraph" w:styleId="a3">
     <w:name w:val="Document Map"/>
     <w:basedOn w:val="a"/>
+    <w:autoRedefine/>
     <w:semiHidden/>
+    <w:qFormat/>
     <w:pPr>
       <w:shd w:val="clear" w:color="auto" w:fill="000080"/>
     </w:pPr>
@@ -1447,35 +1199,18 @@
       <w:sz w:val="28"/>
     </w:rPr>
   </w:style>
-  <w:style w:type="character" w:customStyle="1" w:styleId="a5">
-    <w:name w:val="正文文本 字符"/>
-    <w:link w:val="a4"/>
-    <w:rPr>
-      <w:rFonts w:ascii="黑体" w:eastAsia="黑体" w:hAnsi="宋体"/>
-      <w:kern w:val="2"/>
-      <w:sz w:val="28"/>
-      <w:szCs w:val="24"/>
-    </w:rPr>
-  </w:style>
   <w:style w:type="paragraph" w:styleId="a6">
     <w:name w:val="Body Text Indent"/>
     <w:basedOn w:val="a"/>
     <w:link w:val="a7"/>
+    <w:autoRedefine/>
+    <w:qFormat/>
     <w:pPr>
       <w:spacing w:line="440" w:lineRule="exact"/>
       <w:ind w:firstLineChars="200" w:firstLine="480"/>
     </w:pPr>
     <w:rPr>
       <w:sz w:val="24"/>
-    </w:rPr>
-  </w:style>
-  <w:style w:type="character" w:customStyle="1" w:styleId="a7">
-    <w:name w:val="正文文本缩进 字符"/>
-    <w:link w:val="a6"/>
-    <w:rPr>
-      <w:kern w:val="2"/>
-      <w:sz w:val="24"/>
-      <w:szCs w:val="24"/>
     </w:rPr>
   </w:style>
   <w:style w:type="paragraph" w:styleId="a8">
@@ -1485,15 +1220,6 @@
     <w:rPr>
       <w:rFonts w:ascii="宋体" w:hAnsi="Courier New"/>
       <w:szCs w:val="20"/>
-    </w:rPr>
-  </w:style>
-  <w:style w:type="character" w:customStyle="1" w:styleId="a9">
-    <w:name w:val="纯文本 字符"/>
-    <w:link w:val="a8"/>
-    <w:rPr>
-      <w:rFonts w:ascii="宋体" w:hAnsi="Courier New"/>
-      <w:kern w:val="2"/>
-      <w:sz w:val="21"/>
     </w:rPr>
   </w:style>
   <w:style w:type="paragraph" w:styleId="aa">
@@ -1507,33 +1233,14 @@
       <w:ind w:leftChars="2500" w:left="100"/>
     </w:pPr>
   </w:style>
-  <w:style w:type="character" w:customStyle="1" w:styleId="ab">
-    <w:name w:val="日期 字符"/>
-    <w:link w:val="aa"/>
-    <w:uiPriority w:val="99"/>
-    <w:semiHidden/>
-    <w:rPr>
-      <w:kern w:val="2"/>
-      <w:sz w:val="21"/>
-      <w:szCs w:val="24"/>
-    </w:rPr>
-  </w:style>
   <w:style w:type="paragraph" w:styleId="ac">
     <w:name w:val="Balloon Text"/>
     <w:basedOn w:val="a"/>
     <w:link w:val="ad"/>
+    <w:autoRedefine/>
     <w:semiHidden/>
-    <w:rPr>
-      <w:sz w:val="18"/>
-      <w:szCs w:val="18"/>
-    </w:rPr>
-  </w:style>
-  <w:style w:type="character" w:customStyle="1" w:styleId="ad">
-    <w:name w:val="批注框文本 字符"/>
-    <w:link w:val="ac"/>
-    <w:semiHidden/>
-    <w:rPr>
-      <w:kern w:val="2"/>
+    <w:qFormat/>
+    <w:rPr>
       <w:sz w:val="18"/>
       <w:szCs w:val="18"/>
     </w:rPr>
@@ -1542,7 +1249,9 @@
     <w:name w:val="footer"/>
     <w:basedOn w:val="a"/>
     <w:link w:val="af"/>
+    <w:autoRedefine/>
     <w:uiPriority w:val="99"/>
+    <w:qFormat/>
     <w:pPr>
       <w:tabs>
         <w:tab w:val="center" w:pos="4153"/>
@@ -1552,16 +1261,6 @@
       <w:jc w:val="left"/>
     </w:pPr>
     <w:rPr>
-      <w:sz w:val="18"/>
-      <w:szCs w:val="18"/>
-    </w:rPr>
-  </w:style>
-  <w:style w:type="character" w:customStyle="1" w:styleId="af">
-    <w:name w:val="页脚 字符"/>
-    <w:link w:val="ae"/>
-    <w:uiPriority w:val="99"/>
-    <w:rPr>
-      <w:kern w:val="2"/>
       <w:sz w:val="18"/>
       <w:szCs w:val="18"/>
     </w:rPr>
@@ -1586,33 +1285,17 @@
       <w:szCs w:val="18"/>
     </w:rPr>
   </w:style>
-  <w:style w:type="character" w:customStyle="1" w:styleId="af1">
-    <w:name w:val="页眉 字符"/>
-    <w:link w:val="af0"/>
-    <w:rPr>
-      <w:kern w:val="2"/>
-      <w:sz w:val="18"/>
-      <w:szCs w:val="18"/>
-    </w:rPr>
-  </w:style>
   <w:style w:type="paragraph" w:styleId="3">
     <w:name w:val="Body Text Indent 3"/>
     <w:basedOn w:val="a"/>
     <w:link w:val="30"/>
+    <w:autoRedefine/>
+    <w:qFormat/>
     <w:pPr>
       <w:spacing w:after="120"/>
       <w:ind w:leftChars="200" w:left="420"/>
     </w:pPr>
     <w:rPr>
-      <w:sz w:val="16"/>
-      <w:szCs w:val="16"/>
-    </w:rPr>
-  </w:style>
-  <w:style w:type="character" w:customStyle="1" w:styleId="30">
-    <w:name w:val="正文文本缩进 3 字符"/>
-    <w:link w:val="3"/>
-    <w:rPr>
-      <w:kern w:val="2"/>
       <w:sz w:val="16"/>
       <w:szCs w:val="16"/>
     </w:rPr>
@@ -1621,6 +1304,7 @@
     <w:name w:val="Body Text 2"/>
     <w:basedOn w:val="a"/>
     <w:link w:val="22"/>
+    <w:autoRedefine/>
     <w:pPr>
       <w:spacing w:line="360" w:lineRule="exact"/>
       <w:jc w:val="center"/>
@@ -1628,21 +1312,13 @@
     <w:rPr>
       <w:rFonts w:ascii="黑体" w:eastAsia="黑体" w:hAnsi="宋体"/>
       <w:sz w:val="84"/>
-    </w:rPr>
-  </w:style>
-  <w:style w:type="character" w:customStyle="1" w:styleId="22">
-    <w:name w:val="正文文本 2 字符"/>
-    <w:link w:val="21"/>
-    <w:rPr>
-      <w:rFonts w:ascii="黑体" w:eastAsia="黑体" w:hAnsi="宋体"/>
-      <w:kern w:val="2"/>
-      <w:sz w:val="84"/>
-      <w:szCs w:val="24"/>
     </w:rPr>
   </w:style>
   <w:style w:type="paragraph" w:styleId="af2">
     <w:name w:val="Normal (Web)"/>
     <w:basedOn w:val="a"/>
+    <w:autoRedefine/>
+    <w:qFormat/>
     <w:pPr>
       <w:widowControl/>
       <w:spacing w:before="100" w:beforeAutospacing="1" w:after="100" w:afterAutospacing="1"/>
@@ -1658,6 +1334,7 @@
     <w:name w:val="Title"/>
     <w:basedOn w:val="a"/>
     <w:link w:val="af4"/>
+    <w:autoRedefine/>
     <w:qFormat/>
     <w:pPr>
       <w:jc w:val="center"/>
@@ -1666,17 +1343,6 @@
       <w:b/>
       <w:bCs/>
       <w:sz w:val="32"/>
-    </w:rPr>
-  </w:style>
-  <w:style w:type="character" w:customStyle="1" w:styleId="af4">
-    <w:name w:val="标题 字符"/>
-    <w:link w:val="af3"/>
-    <w:rPr>
-      <w:b/>
-      <w:bCs/>
-      <w:kern w:val="2"/>
-      <w:sz w:val="32"/>
-      <w:szCs w:val="24"/>
     </w:rPr>
   </w:style>
   <w:style w:type="table" w:styleId="af5">
@@ -1699,6 +1365,7 @@
   </w:style>
   <w:style w:type="character" w:styleId="af6">
     <w:name w:val="Strong"/>
+    <w:autoRedefine/>
     <w:qFormat/>
     <w:rPr>
       <w:b/>
@@ -1707,10 +1374,163 @@
   </w:style>
   <w:style w:type="character" w:styleId="af7">
     <w:name w:val="page number"/>
+    <w:basedOn w:val="a0"/>
+  </w:style>
+  <w:style w:type="character" w:customStyle="1" w:styleId="af">
+    <w:name w:val="页脚 字符"/>
+    <w:link w:val="ae"/>
+    <w:autoRedefine/>
+    <w:uiPriority w:val="99"/>
+    <w:qFormat/>
+    <w:rPr>
+      <w:kern w:val="2"/>
+      <w:sz w:val="18"/>
+      <w:szCs w:val="18"/>
+    </w:rPr>
+  </w:style>
+  <w:style w:type="character" w:customStyle="1" w:styleId="40">
+    <w:name w:val="标题 4 字符"/>
+    <w:link w:val="4"/>
+    <w:autoRedefine/>
+    <w:semiHidden/>
+    <w:qFormat/>
+    <w:rPr>
+      <w:rFonts w:ascii="Cambria" w:eastAsia="宋体" w:hAnsi="Cambria" w:cs="Times New Roman"/>
+      <w:b/>
+      <w:bCs/>
+      <w:kern w:val="2"/>
+      <w:sz w:val="28"/>
+      <w:szCs w:val="28"/>
+    </w:rPr>
+  </w:style>
+  <w:style w:type="character" w:customStyle="1" w:styleId="10">
+    <w:name w:val="标题 1 字符"/>
+    <w:link w:val="1"/>
+    <w:rPr>
+      <w:b/>
+      <w:bCs/>
+      <w:kern w:val="2"/>
+      <w:sz w:val="32"/>
+      <w:szCs w:val="24"/>
+    </w:rPr>
+  </w:style>
+  <w:style w:type="character" w:customStyle="1" w:styleId="22">
+    <w:name w:val="正文文本 2 字符"/>
+    <w:link w:val="21"/>
+    <w:rPr>
+      <w:rFonts w:ascii="黑体" w:eastAsia="黑体" w:hAnsi="宋体"/>
+      <w:kern w:val="2"/>
+      <w:sz w:val="84"/>
+      <w:szCs w:val="24"/>
+    </w:rPr>
+  </w:style>
+  <w:style w:type="character" w:customStyle="1" w:styleId="a7">
+    <w:name w:val="正文文本缩进 字符"/>
+    <w:link w:val="a6"/>
+    <w:autoRedefine/>
+    <w:qFormat/>
+    <w:rPr>
+      <w:kern w:val="2"/>
+      <w:sz w:val="24"/>
+      <w:szCs w:val="24"/>
+    </w:rPr>
+  </w:style>
+  <w:style w:type="character" w:customStyle="1" w:styleId="ab">
+    <w:name w:val="日期 字符"/>
+    <w:link w:val="aa"/>
+    <w:autoRedefine/>
+    <w:uiPriority w:val="99"/>
+    <w:semiHidden/>
+    <w:qFormat/>
+    <w:rPr>
+      <w:kern w:val="2"/>
+      <w:sz w:val="21"/>
+      <w:szCs w:val="24"/>
+    </w:rPr>
+  </w:style>
+  <w:style w:type="character" w:customStyle="1" w:styleId="ad">
+    <w:name w:val="批注框文本 字符"/>
+    <w:link w:val="ac"/>
+    <w:semiHidden/>
+    <w:rPr>
+      <w:kern w:val="2"/>
+      <w:sz w:val="18"/>
+      <w:szCs w:val="18"/>
+    </w:rPr>
+  </w:style>
+  <w:style w:type="character" w:customStyle="1" w:styleId="a9">
+    <w:name w:val="纯文本 字符"/>
+    <w:link w:val="a8"/>
+    <w:rPr>
+      <w:rFonts w:ascii="宋体" w:hAnsi="Courier New"/>
+      <w:kern w:val="2"/>
+      <w:sz w:val="21"/>
+    </w:rPr>
+  </w:style>
+  <w:style w:type="character" w:customStyle="1" w:styleId="20">
+    <w:name w:val="标题 2 字符"/>
+    <w:link w:val="2"/>
+    <w:autoRedefine/>
+    <w:semiHidden/>
+    <w:qFormat/>
+    <w:rPr>
+      <w:rFonts w:ascii="Cambria" w:eastAsia="宋体" w:hAnsi="Cambria" w:cs="Times New Roman"/>
+      <w:b/>
+      <w:bCs/>
+      <w:kern w:val="2"/>
+      <w:sz w:val="32"/>
+      <w:szCs w:val="32"/>
+    </w:rPr>
+  </w:style>
+  <w:style w:type="character" w:customStyle="1" w:styleId="af4">
+    <w:name w:val="标题 字符"/>
+    <w:link w:val="af3"/>
+    <w:autoRedefine/>
+    <w:qFormat/>
+    <w:rPr>
+      <w:b/>
+      <w:bCs/>
+      <w:kern w:val="2"/>
+      <w:sz w:val="32"/>
+      <w:szCs w:val="24"/>
+    </w:rPr>
+  </w:style>
+  <w:style w:type="character" w:customStyle="1" w:styleId="30">
+    <w:name w:val="正文文本缩进 3 字符"/>
+    <w:link w:val="3"/>
+    <w:autoRedefine/>
+    <w:qFormat/>
+    <w:rPr>
+      <w:kern w:val="2"/>
+      <w:sz w:val="16"/>
+      <w:szCs w:val="16"/>
+    </w:rPr>
+  </w:style>
+  <w:style w:type="character" w:customStyle="1" w:styleId="af1">
+    <w:name w:val="页眉 字符"/>
+    <w:link w:val="af0"/>
+    <w:rPr>
+      <w:kern w:val="2"/>
+      <w:sz w:val="18"/>
+      <w:szCs w:val="18"/>
+    </w:rPr>
+  </w:style>
+  <w:style w:type="character" w:customStyle="1" w:styleId="a5">
+    <w:name w:val="正文文本 字符"/>
+    <w:link w:val="a4"/>
+    <w:autoRedefine/>
+    <w:qFormat/>
+    <w:rPr>
+      <w:rFonts w:ascii="黑体" w:eastAsia="黑体" w:hAnsi="宋体"/>
+      <w:kern w:val="2"/>
+      <w:sz w:val="28"/>
+      <w:szCs w:val="24"/>
+    </w:rPr>
   </w:style>
   <w:style w:type="paragraph" w:styleId="af8">
     <w:name w:val="List Paragraph"/>
     <w:basedOn w:val="a"/>
+    <w:autoRedefine/>
     <w:uiPriority w:val="34"/>
     <w:qFormat/>
     <w:pPr>
@@ -1731,44 +1551,44 @@
         <a:sysClr val="window" lastClr="FFFFFF"/>
       </a:lt1>
       <a:dk2>
-        <a:srgbClr val="0E2841"/>
+        <a:srgbClr val="1F497D"/>
       </a:dk2>
       <a:lt2>
-        <a:srgbClr val="E8E8E8"/>
+        <a:srgbClr val="EEECE1"/>
       </a:lt2>
       <a:accent1>
-        <a:srgbClr val="156082"/>
+        <a:srgbClr val="4F81BD"/>
       </a:accent1>
       <a:accent2>
-        <a:srgbClr val="E97132"/>
+        <a:srgbClr val="C0504D"/>
       </a:accent2>
       <a:accent3>
-        <a:srgbClr val="196B24"/>
+        <a:srgbClr val="9BBB59"/>
       </a:accent3>
       <a:accent4>
-        <a:srgbClr val="0F9ED5"/>
+        <a:srgbClr val="8064A2"/>
       </a:accent4>
       <a:accent5>
-        <a:srgbClr val="A02B93"/>
+        <a:srgbClr val="4BACC6"/>
       </a:accent5>
       <a:accent6>
-        <a:srgbClr val="4EA72E"/>
+        <a:srgbClr val="F79646"/>
       </a:accent6>
       <a:hlink>
-        <a:srgbClr val="467886"/>
+        <a:srgbClr val="0000FF"/>
       </a:hlink>
       <a:folHlink>
-        <a:srgbClr val="96607D"/>
+        <a:srgbClr val="800080"/>
       </a:folHlink>
     </a:clrScheme>
     <a:fontScheme name="Office">
       <a:majorFont>
-        <a:latin typeface="等线 Light" panose="02110004020202020204"/>
+        <a:latin typeface="Cambria"/>
         <a:ea typeface=""/>
         <a:cs typeface=""/>
-        <a:font script="Jpan" typeface="游ゴシック Light"/>
+        <a:font script="Jpan" typeface="ＭＳ ゴシック"/>
         <a:font script="Hang" typeface="맑은 고딕"/>
-        <a:font script="Hans" typeface="等线 Light"/>
+        <a:font script="Hans" typeface="宋体"/>
         <a:font script="Hant" typeface="新細明體"/>
         <a:font script="Arab" typeface="Times New Roman"/>
         <a:font script="Hebr" typeface="Times New Roman"/>
@@ -1796,31 +1616,14 @@
         <a:font script="Viet" typeface="Times New Roman"/>
         <a:font script="Uigh" typeface="Microsoft Uighur"/>
         <a:font script="Geor" typeface="Sylfaen"/>
-        <a:font script="Armn" typeface="Arial"/>
-        <a:font script="Bugi" typeface="Leelawadee UI"/>
-        <a:font script="Bopo" typeface="Microsoft JhengHei"/>
-        <a:font script="Java" typeface="Javanese Text"/>
-        <a:font script="Lisu" typeface="Segoe UI"/>
-        <a:font script="Mymr" typeface="Myanmar Text"/>
-        <a:font script="Nkoo" typeface="Ebrima"/>
-        <a:font script="Olck" typeface="Nirmala UI"/>
-        <a:font script="Osma" typeface="Ebrima"/>
-        <a:font script="Phag" typeface="Phagspa"/>
-        <a:font script="Syrn" typeface="Estrangelo Edessa"/>
-        <a:font script="Syrj" typeface="Estrangelo Edessa"/>
-        <a:font script="Syre" typeface="Estrangelo Edessa"/>
-        <a:font script="Sora" typeface="Nirmala UI"/>
-        <a:font script="Tale" typeface="Microsoft Tai Le"/>
-        <a:font script="Talu" typeface="Microsoft New Tai Lue"/>
-        <a:font script="Tfng" typeface="Ebrima"/>
       </a:majorFont>
       <a:minorFont>
-        <a:latin typeface="等线" panose="02110004020202020204"/>
+        <a:latin typeface="Calibri"/>
         <a:ea typeface=""/>
         <a:cs typeface=""/>
-        <a:font script="Jpan" typeface="游明朝"/>
+        <a:font script="Jpan" typeface="ＭＳ 明朝"/>
         <a:font script="Hang" typeface="맑은 고딕"/>
-        <a:font script="Hans" typeface="等线"/>
+        <a:font script="Hans" typeface="宋体"/>
         <a:font script="Hant" typeface="新細明體"/>
         <a:font script="Arab" typeface="Arial"/>
         <a:font script="Hebr" typeface="Arial"/>
@@ -1848,23 +1651,6 @@
         <a:font script="Viet" typeface="Arial"/>
         <a:font script="Uigh" typeface="Microsoft Uighur"/>
         <a:font script="Geor" typeface="Sylfaen"/>
-        <a:font script="Armn" typeface="Arial"/>
-        <a:font script="Bugi" typeface="Leelawadee UI"/>
-        <a:font script="Bopo" typeface="Microsoft JhengHei"/>
-        <a:font script="Java" typeface="Javanese Text"/>
-        <a:font script="Lisu" typeface="Segoe UI"/>
-        <a:font script="Mymr" typeface="Myanmar Text"/>
-        <a:font script="Nkoo" typeface="Ebrima"/>
-        <a:font script="Olck" typeface="Nirmala UI"/>
-        <a:font script="Osma" typeface="Ebrima"/>
-        <a:font script="Phag" typeface="Phagspa"/>
-        <a:font script="Syrn" typeface="Estrangelo Edessa"/>
-        <a:font script="Syrj" typeface="Estrangelo Edessa"/>
-        <a:font script="Syre" typeface="Estrangelo Edessa"/>
-        <a:font script="Sora" typeface="Nirmala UI"/>
-        <a:font script="Tale" typeface="Microsoft Tai Le"/>
-        <a:font script="Talu" typeface="Microsoft New Tai Lue"/>
-        <a:font script="Tfng" typeface="Ebrima"/>
       </a:minorFont>
     </a:fontScheme>
     <a:fmtScheme name="Office">
@@ -1876,161 +1662,165 @@
           <a:gsLst>
             <a:gs pos="0">
               <a:schemeClr val="phClr">
-                <a:lumMod val="110000"/>
-                <a:satMod val="105000"/>
-                <a:tint val="67000"/>
+                <a:tint val="50000"/>
+                <a:satMod val="300000"/>
               </a:schemeClr>
             </a:gs>
-            <a:gs pos="50000">
+            <a:gs pos="35000">
               <a:schemeClr val="phClr">
-                <a:lumMod val="105000"/>
-                <a:satMod val="103000"/>
-                <a:tint val="73000"/>
+                <a:tint val="37000"/>
+                <a:satMod val="300000"/>
               </a:schemeClr>
             </a:gs>
             <a:gs pos="100000">
               <a:schemeClr val="phClr">
-                <a:lumMod val="105000"/>
-                <a:satMod val="109000"/>
-                <a:tint val="81000"/>
+                <a:tint val="15000"/>
+                <a:satMod val="350000"/>
               </a:schemeClr>
             </a:gs>
           </a:gsLst>
-          <a:lin ang="5400000" scaled="0"/>
+          <a:lin ang="16200000" scaled="1"/>
         </a:gradFill>
         <a:gradFill rotWithShape="1">
           <a:gsLst>
             <a:gs pos="0">
               <a:schemeClr val="phClr">
-                <a:satMod val="103000"/>
-                <a:lumMod val="102000"/>
-                <a:tint val="94000"/>
+                <a:shade val="51000"/>
+                <a:satMod val="130000"/>
               </a:schemeClr>
             </a:gs>
-            <a:gs pos="50000">
+            <a:gs pos="80000">
               <a:schemeClr val="phClr">
-                <a:satMod val="110000"/>
-                <a:lumMod val="100000"/>
-                <a:shade val="100000"/>
+                <a:shade val="93000"/>
+                <a:satMod val="130000"/>
               </a:schemeClr>
             </a:gs>
             <a:gs pos="100000">
               <a:schemeClr val="phClr">
-                <a:lumMod val="99000"/>
-                <a:satMod val="120000"/>
-                <a:shade val="78000"/>
+                <a:shade val="94000"/>
+                <a:satMod val="135000"/>
               </a:schemeClr>
             </a:gs>
           </a:gsLst>
-          <a:lin ang="5400000" scaled="0"/>
+          <a:lin ang="16200000" scaled="0"/>
         </a:gradFill>
       </a:fillStyleLst>
       <a:lnStyleLst>
-        <a:ln w="12700" cap="flat" cmpd="sng" algn="ctr">
+        <a:ln w="9525" cap="flat" cmpd="sng" algn="ctr">
           <a:solidFill>
-            <a:schemeClr val="phClr"/>
+            <a:schemeClr val="phClr">
+              <a:shade val="95000"/>
+              <a:satMod val="105000"/>
+            </a:schemeClr>
           </a:solidFill>
           <a:prstDash val="solid"/>
-          <a:miter lim="800000"/>
-        </a:ln>
-        <a:ln w="19050" cap="flat" cmpd="sng" algn="ctr">
-          <a:solidFill>
-            <a:schemeClr val="phClr"/>
-          </a:solidFill>
-          <a:prstDash val="solid"/>
-          <a:miter lim="800000"/>
         </a:ln>
         <a:ln w="25400" cap="flat" cmpd="sng" algn="ctr">
           <a:solidFill>
             <a:schemeClr val="phClr"/>
           </a:solidFill>
           <a:prstDash val="solid"/>
-          <a:miter lim="800000"/>
+        </a:ln>
+        <a:ln w="38100" cap="flat" cmpd="sng" algn="ctr">
+          <a:solidFill>
+            <a:schemeClr val="phClr"/>
+          </a:solidFill>
+          <a:prstDash val="solid"/>
         </a:ln>
       </a:lnStyleLst>
       <a:effectStyleLst>
         <a:effectStyle>
-          <a:effectLst/>
-        </a:effectStyle>
-        <a:effectStyle>
-          <a:effectLst/>
+          <a:effectLst>
+            <a:outerShdw blurRad="40000" dist="20000" dir="5400000" rotWithShape="0">
+              <a:srgbClr val="000000">
+                <a:alpha val="38000"/>
+              </a:srgbClr>
+            </a:outerShdw>
+          </a:effectLst>
         </a:effectStyle>
         <a:effectStyle>
           <a:effectLst>
-            <a:outerShdw blurRad="57150" dist="19050" dir="5400000" algn="ctr" rotWithShape="0">
+            <a:outerShdw blurRad="40000" dist="23000" dir="5400000" rotWithShape="0">
               <a:srgbClr val="000000">
-                <a:alpha val="63000"/>
+                <a:alpha val="35000"/>
               </a:srgbClr>
             </a:outerShdw>
           </a:effectLst>
+        </a:effectStyle>
+        <a:effectStyle>
+          <a:effectLst>
+            <a:outerShdw blurRad="40000" dist="23000" dir="5400000" rotWithShape="0">
+              <a:srgbClr val="000000">
+                <a:alpha val="35000"/>
+              </a:srgbClr>
+            </a:outerShdw>
+          </a:effectLst>
+          <a:scene3d>
+            <a:camera prst="orthographicFront">
+              <a:rot lat="0" lon="0" rev="0"/>
+            </a:camera>
+            <a:lightRig rig="threePt" dir="t">
+              <a:rot lat="0" lon="0" rev="1200000"/>
+            </a:lightRig>
+          </a:scene3d>
+          <a:sp3d>
+            <a:bevelT w="63500" h="25400"/>
+          </a:sp3d>
         </a:effectStyle>
       </a:effectStyleLst>
       <a:bgFillStyleLst>
         <a:solidFill>
           <a:schemeClr val="phClr"/>
         </a:solidFill>
-        <a:solidFill>
-          <a:schemeClr val="phClr">
-            <a:tint val="95000"/>
-            <a:satMod val="170000"/>
-          </a:schemeClr>
-        </a:solidFill>
         <a:gradFill rotWithShape="1">
           <a:gsLst>
             <a:gs pos="0">
               <a:schemeClr val="phClr">
-                <a:tint val="93000"/>
-                <a:satMod val="150000"/>
-                <a:shade val="98000"/>
-                <a:lumMod val="102000"/>
+                <a:tint val="40000"/>
+                <a:satMod val="350000"/>
               </a:schemeClr>
             </a:gs>
-            <a:gs pos="50000">
+            <a:gs pos="40000">
               <a:schemeClr val="phClr">
-                <a:tint val="98000"/>
-                <a:satMod val="130000"/>
-                <a:shade val="90000"/>
-                <a:lumMod val="103000"/>
+                <a:tint val="45000"/>
+                <a:shade val="99000"/>
+                <a:satMod val="350000"/>
               </a:schemeClr>
             </a:gs>
             <a:gs pos="100000">
               <a:schemeClr val="phClr">
-                <a:shade val="63000"/>
-                <a:satMod val="120000"/>
+                <a:shade val="20000"/>
+                <a:satMod val="255000"/>
               </a:schemeClr>
             </a:gs>
           </a:gsLst>
-          <a:lin ang="5400000" scaled="0"/>
+          <a:path path="circle">
+            <a:fillToRect l="50000" t="-80000" r="50000" b="180000"/>
+          </a:path>
+        </a:gradFill>
+        <a:gradFill rotWithShape="1">
+          <a:gsLst>
+            <a:gs pos="0">
+              <a:schemeClr val="phClr">
+                <a:tint val="80000"/>
+                <a:satMod val="300000"/>
+              </a:schemeClr>
+            </a:gs>
+            <a:gs pos="100000">
+              <a:schemeClr val="phClr">
+                <a:shade val="30000"/>
+                <a:satMod val="200000"/>
+              </a:schemeClr>
+            </a:gs>
+          </a:gsLst>
+          <a:path path="circle">
+            <a:fillToRect l="50000" t="50000" r="50000" b="50000"/>
+          </a:path>
         </a:gradFill>
       </a:bgFillStyleLst>
     </a:fmtScheme>
   </a:themeElements>
-  <a:objectDefaults>
-    <a:lnDef>
-      <a:spPr/>
-      <a:bodyPr/>
-      <a:lstStyle/>
-      <a:style>
-        <a:lnRef idx="2">
-          <a:schemeClr val="accent1"/>
-        </a:lnRef>
-        <a:fillRef idx="0">
-          <a:schemeClr val="accent1"/>
-        </a:fillRef>
-        <a:effectRef idx="1">
-          <a:schemeClr val="accent1"/>
-        </a:effectRef>
-        <a:fontRef idx="minor">
-          <a:schemeClr val="tx1"/>
-        </a:fontRef>
-      </a:style>
-    </a:lnDef>
-  </a:objectDefaults>
+  <a:objectDefaults/>
   <a:extraClrSchemeLst/>
-  <a:extLst>
-    <a:ext uri="{05A4C25C-085E-4340-85A3-A5531E510DB2}">
-      <thm15:themeFamily xmlns:thm15="http://schemas.microsoft.com/office/thememl/2012/main" name="Office Theme" id="{2E142A2C-CD16-42D6-873A-C26D2A0506FA}" vid="{1BDDFF52-6CD6-40A5-AB3C-68EB2F1E4D0A}"/>
-    </a:ext>
-  </a:extLst>
 </a:theme>
 </file>